--- a/Templates/Протокол комиссии.docx
+++ b/Templates/Протокол комиссии.docx
@@ -540,6 +540,8 @@
       </w:tblGrid>
       <w:tr>
         <w:trPr>
+          <w:cantSplit/>
+          <w:trHeight w:val="1134"/>
           <w:jc w:val="center"/>
         </w:trPr>
         <w:tc>
@@ -557,21 +559,7 @@
               <w:rPr>
                 <w:rFonts w:ascii="Times New Roman" w:hAnsi="Times New Roman" w:cs="Times New Roman"/>
               </w:rPr>
-              <w:t xml:space="preserve">{{ </w:t>
-            </w:r>
-            <w:proofErr w:type="spellStart"/>
-            <w:r>
-              <w:rPr>
-                <w:rFonts w:ascii="Times New Roman" w:hAnsi="Times New Roman" w:cs="Times New Roman"/>
-              </w:rPr>
-              <w:t>s.ФИО</w:t>
-            </w:r>
-            <w:proofErr w:type="spellEnd"/>
-            <w:r>
-              <w:rPr>
-                <w:rFonts w:ascii="Times New Roman" w:hAnsi="Times New Roman" w:cs="Times New Roman"/>
-              </w:rPr>
-              <w:t xml:space="preserve"> }}</w:t>
+              <w:t>{{ s.ФИО }}</w:t>
             </w:r>
           </w:p>
         </w:tc>
@@ -692,14 +680,14 @@
         <w:rPr>
           <w:rFonts w:ascii="Times New Roman" w:hAnsi="Times New Roman" w:cs="Times New Roman"/>
           <w:sz w:val="28"/>
-          <w:szCs w:val="32"/>
+          <w:szCs w:val="28"/>
         </w:rPr>
       </w:pPr>
       <w:r>
         <w:rPr>
           <w:rFonts w:ascii="Times New Roman" w:hAnsi="Times New Roman" w:cs="Times New Roman"/>
           <w:sz w:val="28"/>
-          <w:szCs w:val="32"/>
+          <w:szCs w:val="28"/>
         </w:rPr>
         <w:t xml:space="preserve">{% </w:t>
       </w:r>
@@ -708,7 +696,7 @@
         <w:rPr>
           <w:rFonts w:ascii="Times New Roman" w:hAnsi="Times New Roman" w:cs="Times New Roman"/>
           <w:sz w:val="28"/>
-          <w:szCs w:val="32"/>
+          <w:szCs w:val="28"/>
         </w:rPr>
         <w:t>endfor</w:t>
       </w:r>
@@ -717,7 +705,7 @@
         <w:rPr>
           <w:rFonts w:ascii="Times New Roman" w:hAnsi="Times New Roman" w:cs="Times New Roman"/>
           <w:sz w:val="28"/>
-          <w:szCs w:val="32"/>
+          <w:szCs w:val="28"/>
         </w:rPr>
         <w:t xml:space="preserve"> %}</w:t>
       </w:r>
